--- a/report/content.docx
+++ b/report/content.docx
@@ -5,6 +5,7 @@
     <w:p>
       <w:pPr>
         <w:rPr>
+          <w:rFonts w:hint="eastAsia"/>
           <w:b/>
           <w:bCs/>
           <w:color w:val="EE0000"/>
@@ -22,6 +23,15 @@
           <w:szCs w:val="24"/>
         </w:rPr>
         <w:t>Introduction</w:t>
+      </w:r>
+      <w:r>
+        <w:rPr>
+          <w:rFonts w:hint="eastAsia"/>
+          <w:b/>
+          <w:bCs/>
+          <w:color w:val="EE0000"/>
+        </w:rPr>
+        <w:t>-500</w:t>
       </w:r>
     </w:p>
     <w:p>
@@ -47,6 +57,11 @@
       </w:r>
     </w:p>
     <w:p>
+      <w:pPr>
+        <w:rPr>
+          <w:rFonts w:hint="eastAsia"/>
+        </w:rPr>
+      </w:pPr>
       <w:r>
         <w:rPr>
           <w:rFonts w:hint="eastAsia"/>
@@ -94,6 +109,7 @@
     <w:p>
       <w:pPr>
         <w:rPr>
+          <w:rFonts w:hint="eastAsia"/>
           <w:b/>
           <w:bCs/>
           <w:color w:val="EE0000"/>
@@ -112,6 +128,55 @@
         </w:rPr>
         <w:t>Literature review</w:t>
       </w:r>
+      <w:r>
+        <w:rPr>
+          <w:rFonts w:hint="eastAsia"/>
+          <w:b/>
+          <w:bCs/>
+          <w:color w:val="EE0000"/>
+          <w:sz w:val="24"/>
+          <w:szCs w:val="24"/>
+        </w:rPr>
+        <w:t>-800</w:t>
+      </w:r>
+    </w:p>
+    <w:p>
+      <w:pPr>
+        <w:rPr>
+          <w:rFonts w:hint="eastAsia"/>
+        </w:rPr>
+      </w:pPr>
+      <w:r>
+        <w:rPr>
+          <w:rFonts w:hint="eastAsia"/>
+        </w:rPr>
+        <w:t>讲故事，由大到小</w:t>
+      </w:r>
+    </w:p>
+    <w:p>
+      <w:pPr>
+        <w:rPr>
+          <w:rFonts w:hint="eastAsia"/>
+        </w:rPr>
+      </w:pPr>
+      <w:r>
+        <w:rPr>
+          <w:rFonts w:hint="eastAsia"/>
+        </w:rPr>
+        <w:t>全球视野，为什么太阳能重要——传统静止，但是追踪更优——对IOT而言，太阳能优于电池——学术界和产业界。。。。</w:t>
+      </w:r>
+    </w:p>
+    <w:p>
+      <w:pPr>
+        <w:rPr>
+          <w:rFonts w:hint="eastAsia"/>
+          <w:b/>
+          <w:bCs/>
+          <w:color w:val="EE0000"/>
+          <w:sz w:val="24"/>
+          <w:szCs w:val="24"/>
+        </w:rPr>
+      </w:pPr>
     </w:p>
     <w:p>
       <w:pPr>
@@ -138,6 +203,9 @@
     <w:p>
       <w:pPr>
         <w:ind w:leftChars="171" w:left="359"/>
+        <w:rPr>
+          <w:rFonts w:hint="eastAsia"/>
+        </w:rPr>
       </w:pPr>
       <w:r>
         <w:rPr>
@@ -159,6 +227,9 @@
           <w:ilvl w:val="0"/>
           <w:numId w:val="4"/>
         </w:numPr>
+        <w:rPr>
+          <w:rFonts w:hint="eastAsia"/>
+        </w:rPr>
       </w:pPr>
       <w:r>
         <w:rPr>
@@ -214,6 +285,9 @@
     <w:p>
       <w:pPr>
         <w:ind w:leftChars="571" w:left="1199" w:firstLineChars="300" w:firstLine="630"/>
+        <w:rPr>
+          <w:rFonts w:hint="eastAsia"/>
+        </w:rPr>
       </w:pPr>
       <w:r>
         <w:rPr>
@@ -253,6 +327,9 @@
           <w:ilvl w:val="0"/>
           <w:numId w:val="4"/>
         </w:numPr>
+        <w:rPr>
+          <w:rFonts w:hint="eastAsia"/>
+        </w:rPr>
       </w:pPr>
       <w:r>
         <w:rPr>
@@ -318,6 +395,7 @@
           <w:numId w:val="3"/>
         </w:numPr>
         <w:rPr>
+          <w:rFonts w:hint="eastAsia"/>
           <w:b/>
           <w:bCs/>
         </w:rPr>
@@ -332,6 +410,11 @@
       </w:r>
     </w:p>
     <w:p>
+      <w:pPr>
+        <w:rPr>
+          <w:rFonts w:hint="eastAsia"/>
+        </w:rPr>
+      </w:pPr>
       <w:r>
         <w:rPr>
           <w:rFonts w:hint="eastAsia"/>
@@ -405,7 +488,13 @@
         <w:t xml:space="preserve"> ；</w:t>
       </w:r>
     </w:p>
-    <w:p/>
+    <w:p>
+      <w:pPr>
+        <w:rPr>
+          <w:rFonts w:hint="eastAsia"/>
+        </w:rPr>
+      </w:pPr>
+    </w:p>
     <w:p>
       <w:pPr>
         <w:pStyle w:val="a9"/>
@@ -414,6 +503,7 @@
           <w:numId w:val="3"/>
         </w:numPr>
         <w:rPr>
+          <w:rFonts w:hint="eastAsia"/>
           <w:b/>
           <w:bCs/>
         </w:rPr>
@@ -428,6 +518,11 @@
       </w:r>
     </w:p>
     <w:p>
+      <w:pPr>
+        <w:rPr>
+          <w:rFonts w:hint="eastAsia"/>
+        </w:rPr>
+      </w:pPr>
       <w:r>
         <w:rPr>
           <w:rFonts w:hint="eastAsia"/>
@@ -483,6 +578,40 @@
           <w:szCs w:val="24"/>
         </w:rPr>
         <w:t>Methodology</w:t>
+      </w:r>
+      <w:r>
+        <w:rPr>
+          <w:rFonts w:hint="eastAsia"/>
+          <w:b/>
+          <w:bCs/>
+          <w:color w:val="EE0000"/>
+          <w:sz w:val="24"/>
+          <w:szCs w:val="24"/>
+        </w:rPr>
+        <w:t>-1000-1200</w:t>
+      </w:r>
+    </w:p>
+    <w:p>
+      <w:pPr>
+        <w:rPr>
+          <w:rFonts w:hint="eastAsia"/>
+          <w:b/>
+          <w:bCs/>
+          <w:color w:val="EE0000"/>
+          <w:sz w:val="24"/>
+          <w:szCs w:val="24"/>
+        </w:rPr>
+      </w:pPr>
+      <w:r>
+        <w:rPr>
+          <w:rFonts w:hint="eastAsia"/>
+          <w:b/>
+          <w:bCs/>
+          <w:color w:val="EE0000"/>
+          <w:sz w:val="24"/>
+          <w:szCs w:val="24"/>
+        </w:rPr>
+        <w:t>本研究旨在开发成本合理，可为户外环境监测装置长期供能的太阳能吸收装置。</w:t>
       </w:r>
     </w:p>
     <w:p>
@@ -493,6 +622,7 @@
           <w:numId w:val="5"/>
         </w:numPr>
         <w:rPr>
+          <w:rFonts w:hint="eastAsia"/>
           <w:b/>
           <w:bCs/>
         </w:rPr>
@@ -509,6 +639,9 @@
     <w:p>
       <w:pPr>
         <w:ind w:leftChars="200" w:left="420"/>
+        <w:rPr>
+          <w:rFonts w:hint="eastAsia"/>
+        </w:rPr>
       </w:pPr>
       <w:r>
         <w:rPr>
@@ -528,6 +661,9 @@
     <w:p>
       <w:pPr>
         <w:ind w:leftChars="200" w:left="420"/>
+        <w:rPr>
+          <w:rFonts w:hint="eastAsia"/>
+        </w:rPr>
       </w:pPr>
       <w:r>
         <w:rPr>
@@ -564,6 +700,9 @@
           <w:numId w:val="6"/>
         </w:numPr>
         <w:ind w:leftChars="200"/>
+        <w:rPr>
+          <w:rFonts w:hint="eastAsia"/>
+        </w:rPr>
       </w:pPr>
       <w:r>
         <w:rPr>
@@ -575,9 +714,6 @@
     <w:p>
       <w:pPr>
         <w:ind w:leftChars="200" w:left="420" w:firstLine="420"/>
-        <w:rPr>
-          <w:rFonts w:hint="eastAsia"/>
-        </w:rPr>
       </w:pPr>
       <w:r>
         <w:rPr>
@@ -602,6 +738,145 @@
           <w:rFonts w:hint="eastAsia"/>
         </w:rPr>
         <w:t>等。</w:t>
+      </w:r>
+    </w:p>
+    <w:p>
+      <w:pPr>
+        <w:ind w:leftChars="200" w:left="420" w:firstLine="420"/>
+        <w:rPr>
+          <w:rFonts w:hint="eastAsia"/>
+        </w:rPr>
+      </w:pPr>
+      <w:r>
+        <w:rPr>
+          <w:rFonts w:hint="eastAsia"/>
+        </w:rPr>
+        <w:t>INA系列模块是</w:t>
+      </w:r>
+      <w:r>
+        <w:rPr>
+          <w:rFonts w:hint="eastAsia"/>
+        </w:rPr>
+        <w:t>电流电压功率监测芯片，广泛应用于电池管理，太阳能系统等功耗监控场景。模块在电路中串联一个分流小电阻（0.1/0.01Ω），然后芯片通过检测分流电阻两端的电压差来计算电流，然后通过I2C传输给MCU。</w:t>
+      </w:r>
+    </w:p>
+    <w:p>
+      <w:pPr>
+        <w:ind w:leftChars="200" w:left="420" w:firstLine="420"/>
+        <w:rPr>
+          <w:rFonts w:hint="eastAsia"/>
+        </w:rPr>
+      </w:pPr>
+      <w:r>
+        <w:rPr>
+          <w:rFonts w:hint="eastAsia"/>
+        </w:rPr>
+        <w:lastRenderedPageBreak/>
+        <w:t>INA系列模块有多种可供选择，</w:t>
+      </w:r>
+      <w:r>
+        <w:rPr>
+          <w:rFonts w:hint="eastAsia"/>
+        </w:rPr>
+        <w:t>INA219</w:t>
+      </w:r>
+      <w:r>
+        <w:rPr>
+          <w:rFonts w:hint="eastAsia"/>
+        </w:rPr>
+        <w:t>，</w:t>
+      </w:r>
+      <w:r>
+        <w:rPr>
+          <w:rFonts w:hint="eastAsia"/>
+        </w:rPr>
+        <w:t>INA2</w:t>
+      </w:r>
+      <w:r>
+        <w:rPr>
+          <w:rFonts w:hint="eastAsia"/>
+        </w:rPr>
+        <w:t>26</w:t>
+      </w:r>
+      <w:r>
+        <w:rPr>
+          <w:rFonts w:hint="eastAsia"/>
+        </w:rPr>
+        <w:t>，INA2</w:t>
+      </w:r>
+      <w:r>
+        <w:rPr>
+          <w:rFonts w:hint="eastAsia"/>
+        </w:rPr>
+        <w:t>60等。</w:t>
+      </w:r>
+      <w:r>
+        <w:rPr>
+          <w:rFonts w:hint="eastAsia"/>
+        </w:rPr>
+        <w:t>通过查询datasheet得知对应的</w:t>
+      </w:r>
+      <w:r>
+        <w:rPr>
+          <w:rFonts w:hint="eastAsia"/>
+        </w:rPr>
+        <w:t>参数配置</w:t>
+      </w:r>
+      <w:r>
+        <w:rPr>
+          <w:rFonts w:hint="eastAsia"/>
+        </w:rPr>
+        <w:t>，可知：</w:t>
+      </w:r>
+      <w:r>
+        <w:rPr>
+          <w:rFonts w:hint="eastAsia"/>
+        </w:rPr>
+        <w:t>其中INA219的成本最低，而本项目中有多路功耗监测（太阳能板，电机，主控板），如果使用别的模块，成本会成倍增加。并且因为本项目使用的是小型太阳能板，电压电流都较低，使用INA219已经</w:t>
+      </w:r>
+      <w:r>
+        <w:rPr>
+          <w:rFonts w:hint="eastAsia"/>
+        </w:rPr>
+        <w:t>完全</w:t>
+      </w:r>
+      <w:r>
+        <w:rPr>
+          <w:rFonts w:hint="eastAsia"/>
+        </w:rPr>
+        <w:t>足够</w:t>
+      </w:r>
+      <w:r>
+        <w:rPr>
+          <w:rFonts w:hint="eastAsia"/>
+        </w:rPr>
+        <w:t>。</w:t>
+      </w:r>
+    </w:p>
+    <w:p>
+      <w:pPr>
+        <w:ind w:leftChars="200" w:left="420" w:firstLine="420"/>
+        <w:rPr>
+          <w:rFonts w:hint="eastAsia"/>
+        </w:rPr>
+      </w:pPr>
+      <w:r>
+        <w:rPr>
+          <w:rFonts w:hint="eastAsia"/>
+        </w:rPr>
+        <w:t>适用电压范围在</w:t>
+      </w:r>
+      <w:r>
+        <w:rPr>
+          <w:rFonts w:hint="eastAsia"/>
+        </w:rPr>
+        <w:t>3</w:t>
+      </w:r>
+      <w:r>
+        <w:rPr>
+          <w:rFonts w:hint="eastAsia"/>
+        </w:rPr>
+        <w:t>-5V，可以与大多数MCU微控制器仪器使用。I2C地址基于跳线，通过焊接不同的点位可以得到不同的I2C地址。</w:t>
       </w:r>
     </w:p>
     <w:p>
@@ -622,8 +897,27 @@
     </w:p>
     <w:p>
       <w:pPr>
+        <w:pStyle w:val="a9"/>
+        <w:ind w:left="780"/>
+        <w:rPr>
+          <w:rFonts w:hint="eastAsia"/>
+        </w:rPr>
+      </w:pPr>
+    </w:p>
+    <w:p>
+      <w:pPr>
+        <w:pStyle w:val="a9"/>
+        <w:ind w:left="780"/>
+        <w:rPr>
+          <w:rFonts w:hint="eastAsia"/>
+        </w:rPr>
+      </w:pPr>
+    </w:p>
+    <w:p>
+      <w:pPr>
         <w:ind w:leftChars="200" w:left="420"/>
         <w:rPr>
+          <w:rFonts w:hint="eastAsia"/>
           <w:b/>
           <w:bCs/>
         </w:rPr>
@@ -640,6 +934,9 @@
     <w:p>
       <w:pPr>
         <w:ind w:leftChars="200" w:left="420"/>
+        <w:rPr>
+          <w:rFonts w:hint="eastAsia"/>
+        </w:rPr>
       </w:pPr>
       <w:r>
         <w:rPr>
@@ -669,6 +966,9 @@
           <w:ilvl w:val="0"/>
           <w:numId w:val="10"/>
         </w:numPr>
+        <w:rPr>
+          <w:rFonts w:hint="eastAsia"/>
+        </w:rPr>
       </w:pPr>
       <w:r>
         <w:rPr>
@@ -708,6 +1008,9 @@
           <w:ilvl w:val="0"/>
           <w:numId w:val="10"/>
         </w:numPr>
+        <w:rPr>
+          <w:rFonts w:hint="eastAsia"/>
+        </w:rPr>
       </w:pPr>
       <w:r>
         <w:rPr>
@@ -726,6 +1029,7 @@
       <w:pPr>
         <w:ind w:leftChars="200" w:left="420"/>
         <w:rPr>
+          <w:rFonts w:hint="eastAsia"/>
           <w:b/>
           <w:bCs/>
         </w:rPr>
@@ -746,18 +1050,15 @@
           <w:ilvl w:val="0"/>
           <w:numId w:val="11"/>
         </w:numPr>
-      </w:pPr>
-      <w:r>
-        <w:rPr>
-          <w:rFonts w:hint="eastAsia"/>
-        </w:rPr>
-        <w:t>太阳能转换充电器charger</w:t>
-      </w:r>
-      <w:r>
-        <w:rPr>
-          <w:rFonts w:hint="eastAsia"/>
-        </w:rPr>
-        <w:t>：</w:t>
+        <w:rPr>
+          <w:rFonts w:hint="eastAsia"/>
+        </w:rPr>
+      </w:pPr>
+      <w:r>
+        <w:rPr>
+          <w:rFonts w:hint="eastAsia"/>
+        </w:rPr>
+        <w:t>太阳能转换充电器charger：</w:t>
       </w:r>
     </w:p>
     <w:p>
@@ -775,7 +1076,6 @@
         <w:rPr>
           <w:rFonts w:hint="eastAsia"/>
         </w:rPr>
-        <w:lastRenderedPageBreak/>
         <w:t>Rechargeable battery：</w:t>
       </w:r>
     </w:p>
@@ -786,6 +1086,9 @@
           <w:ilvl w:val="0"/>
           <w:numId w:val="11"/>
         </w:numPr>
+        <w:rPr>
+          <w:rFonts w:hint="eastAsia"/>
+        </w:rPr>
       </w:pPr>
       <w:r>
         <w:rPr>
@@ -866,6 +1169,7 @@
           <w:numId w:val="5"/>
         </w:numPr>
         <w:rPr>
+          <w:rFonts w:hint="eastAsia"/>
           <w:b/>
           <w:bCs/>
         </w:rPr>
@@ -880,6 +1184,11 @@
       </w:r>
     </w:p>
     <w:p>
+      <w:pPr>
+        <w:rPr>
+          <w:rFonts w:hint="eastAsia"/>
+        </w:rPr>
+      </w:pPr>
       <w:r>
         <w:rPr>
           <w:rFonts w:hint="eastAsia"/>
@@ -902,6 +1211,7 @@
           <w:numId w:val="5"/>
         </w:numPr>
         <w:rPr>
+          <w:rFonts w:hint="eastAsia"/>
           <w:b/>
           <w:bCs/>
         </w:rPr>
@@ -916,6 +1226,11 @@
       </w:r>
     </w:p>
     <w:p>
+      <w:pPr>
+        <w:rPr>
+          <w:rFonts w:hint="eastAsia"/>
+        </w:rPr>
+      </w:pPr>
       <w:r>
         <w:rPr>
           <w:rFonts w:hint="eastAsia"/>
@@ -974,6 +1289,9 @@
           <w:numId w:val="8"/>
         </w:numPr>
         <w:ind w:leftChars="400" w:left="1200"/>
+        <w:rPr>
+          <w:rFonts w:hint="eastAsia"/>
+        </w:rPr>
       </w:pPr>
       <w:r>
         <w:rPr>
@@ -998,6 +1316,7 @@
       <w:pPr>
         <w:ind w:leftChars="200" w:left="420"/>
         <w:rPr>
+          <w:rFonts w:hint="eastAsia"/>
           <w:b/>
           <w:bCs/>
         </w:rPr>
@@ -1026,6 +1345,7 @@
           <w:numId w:val="5"/>
         </w:numPr>
         <w:rPr>
+          <w:rFonts w:hint="eastAsia"/>
           <w:b/>
           <w:bCs/>
         </w:rPr>
@@ -1040,6 +1360,11 @@
       </w:r>
     </w:p>
     <w:p>
+      <w:pPr>
+        <w:rPr>
+          <w:rFonts w:hint="eastAsia"/>
+        </w:rPr>
+      </w:pPr>
       <w:r>
         <w:rPr>
           <w:rFonts w:hint="eastAsia"/>
@@ -1054,6 +1379,9 @@
           <w:ilvl w:val="0"/>
           <w:numId w:val="7"/>
         </w:numPr>
+        <w:rPr>
+          <w:rFonts w:hint="eastAsia"/>
+        </w:rPr>
       </w:pPr>
       <w:r>
         <w:rPr>
@@ -1083,6 +1411,9 @@
           <w:ilvl w:val="0"/>
           <w:numId w:val="7"/>
         </w:numPr>
+        <w:rPr>
+          <w:rFonts w:hint="eastAsia"/>
+        </w:rPr>
       </w:pPr>
       <w:r>
         <w:rPr>
@@ -1098,11 +1429,15 @@
           <w:ilvl w:val="0"/>
           <w:numId w:val="7"/>
         </w:numPr>
-      </w:pPr>
-      <w:r>
-        <w:rPr>
-          <w:rFonts w:hint="eastAsia"/>
-        </w:rPr>
+        <w:rPr>
+          <w:rFonts w:hint="eastAsia"/>
+        </w:rPr>
+      </w:pPr>
+      <w:r>
+        <w:rPr>
+          <w:rFonts w:hint="eastAsia"/>
+        </w:rPr>
+        <w:lastRenderedPageBreak/>
         <w:t>LORAWAN数据传输板块</w:t>
       </w:r>
       <w:r>
@@ -1151,6 +1486,9 @@
           <w:ilvl w:val="0"/>
           <w:numId w:val="7"/>
         </w:numPr>
+        <w:rPr>
+          <w:rFonts w:hint="eastAsia"/>
+        </w:rPr>
       </w:pPr>
       <w:r>
         <w:rPr>
@@ -1174,6 +1512,7 @@
           <w:numId w:val="5"/>
         </w:numPr>
         <w:rPr>
+          <w:rFonts w:hint="eastAsia"/>
           <w:b/>
           <w:bCs/>
         </w:rPr>
@@ -1223,16 +1562,16 @@
         <w:rPr>
           <w:rFonts w:hint="eastAsia"/>
         </w:rPr>
-        <w:t>在</w:t>
-      </w:r>
-      <w:r>
-        <w:rPr>
-          <w:rFonts w:hint="eastAsia"/>
-        </w:rPr>
-        <w:t>附近有LORA网关的one pool street的屋顶花园上，从而保证数据能正常上传到TTN平台上。然后通过树莓派定时抓取平台上的数据，以便进行数据分析。后期则配备Grafana仪表盘，允许用户实时查看。</w:t>
-      </w:r>
-    </w:p>
-    <w:p/>
+        <w:t>在附近有LORA网关的one pool street的屋顶花园上，从而保证数据能正常上传到TTN平台上。然后通过树莓派定时抓取平台上的数据，以便进行数据分析。后期则配备Grafana仪表盘，允许用户实时查看。</w:t>
+      </w:r>
+    </w:p>
+    <w:p>
+      <w:pPr>
+        <w:rPr>
+          <w:rFonts w:hint="eastAsia"/>
+        </w:rPr>
+      </w:pPr>
+    </w:p>
     <w:p>
       <w:pPr>
         <w:pStyle w:val="a9"/>
@@ -1241,6 +1580,7 @@
           <w:numId w:val="5"/>
         </w:numPr>
         <w:rPr>
+          <w:rFonts w:hint="eastAsia"/>
           <w:b/>
           <w:bCs/>
         </w:rPr>
@@ -1255,6 +1595,11 @@
       </w:r>
     </w:p>
     <w:p>
+      <w:pPr>
+        <w:rPr>
+          <w:rFonts w:hint="eastAsia"/>
+        </w:rPr>
+      </w:pPr>
       <w:r>
         <w:rPr>
           <w:rFonts w:hint="eastAsia"/>
@@ -1335,7 +1680,13 @@
         <w:t>。</w:t>
       </w:r>
     </w:p>
-    <w:p/>
+    <w:p>
+      <w:pPr>
+        <w:rPr>
+          <w:rFonts w:hint="eastAsia"/>
+        </w:rPr>
+      </w:pPr>
+    </w:p>
     <w:p>
       <w:pPr>
         <w:pStyle w:val="a9"/>
@@ -1344,6 +1695,7 @@
           <w:numId w:val="5"/>
         </w:numPr>
         <w:rPr>
+          <w:rFonts w:hint="eastAsia"/>
           <w:b/>
           <w:bCs/>
         </w:rPr>
@@ -1358,6 +1710,11 @@
       </w:r>
     </w:p>
     <w:p>
+      <w:pPr>
+        <w:rPr>
+          <w:rFonts w:hint="eastAsia"/>
+        </w:rPr>
+      </w:pPr>
       <w:r>
         <w:rPr>
           <w:rFonts w:hint="eastAsia"/>
@@ -1374,14 +1731,7 @@
         <w:rPr>
           <w:rFonts w:hint="eastAsia"/>
         </w:rPr>
-        <w:t>第一种是展览中，为了便于观众理解，将实际追踪</w:t>
-      </w:r>
-      <w:r>
-        <w:rPr>
-          <w:rFonts w:hint="eastAsia"/>
-        </w:rPr>
-        <w:lastRenderedPageBreak/>
-        <w:t>太阳简化为了</w:t>
+        <w:t>第一种是展览中，为了便于观众理解，将实际追踪太阳简化为了</w:t>
       </w:r>
       <w:r>
         <w:rPr>
@@ -1400,31 +1750,20 @@
         <w:rPr>
           <w:rFonts w:hint="eastAsia"/>
         </w:rPr>
-        <w:t>第二种是实际项目，通过</w:t>
-      </w:r>
-      <w:r>
-        <w:rPr>
-          <w:rFonts w:hint="eastAsia"/>
-        </w:rPr>
-        <w:t>Grafana仪表</w:t>
-      </w:r>
-      <w:r>
-        <w:rPr>
-          <w:rFonts w:hint="eastAsia"/>
-        </w:rPr>
-        <w:t>盘，让用户可以看到更科学更严谨的数据情况。</w:t>
-      </w:r>
-    </w:p>
-    <w:p>
-      <w:pPr>
-        <w:rPr>
-          <w:rFonts w:hint="eastAsia"/>
-        </w:rPr>
-      </w:pPr>
-    </w:p>
-    <w:p>
-      <w:pPr>
-        <w:rPr>
+        <w:t>第二种是实际项目，通过Grafana仪表盘，让用户可以看到更科学更严谨的数据情况。</w:t>
+      </w:r>
+    </w:p>
+    <w:p>
+      <w:pPr>
+        <w:rPr>
+          <w:rFonts w:hint="eastAsia"/>
+        </w:rPr>
+      </w:pPr>
+    </w:p>
+    <w:p>
+      <w:pPr>
+        <w:rPr>
+          <w:rFonts w:hint="eastAsia"/>
           <w:b/>
           <w:bCs/>
           <w:color w:val="EE0000"/>
@@ -1443,8 +1782,24 @@
         </w:rPr>
         <w:t>Result</w:t>
       </w:r>
-    </w:p>
-    <w:p>
+      <w:r>
+        <w:rPr>
+          <w:rFonts w:hint="eastAsia"/>
+          <w:b/>
+          <w:bCs/>
+          <w:color w:val="EE0000"/>
+          <w:sz w:val="24"/>
+          <w:szCs w:val="24"/>
+        </w:rPr>
+        <w:t>-1200</w:t>
+      </w:r>
+    </w:p>
+    <w:p>
+      <w:pPr>
+        <w:rPr>
+          <w:rFonts w:hint="eastAsia"/>
+        </w:rPr>
+      </w:pPr>
       <w:r>
         <w:rPr>
           <w:rFonts w:hint="eastAsia"/>
@@ -1472,6 +1827,9 @@
           <w:ilvl w:val="0"/>
           <w:numId w:val="1"/>
         </w:numPr>
+        <w:rPr>
+          <w:rFonts w:hint="eastAsia"/>
+        </w:rPr>
       </w:pPr>
       <w:r>
         <w:rPr>
@@ -1484,6 +1842,9 @@
       <w:pPr>
         <w:pStyle w:val="a9"/>
         <w:ind w:left="360"/>
+        <w:rPr>
+          <w:rFonts w:hint="eastAsia"/>
+        </w:rPr>
       </w:pPr>
       <w:r>
         <w:rPr>
@@ -1502,6 +1863,9 @@
       <w:pPr>
         <w:pStyle w:val="a9"/>
         <w:ind w:left="360"/>
+        <w:rPr>
+          <w:rFonts w:hint="eastAsia"/>
+        </w:rPr>
       </w:pPr>
       <w:r>
         <w:rPr>
@@ -1532,6 +1896,9 @@
           <w:ilvl w:val="0"/>
           <w:numId w:val="1"/>
         </w:numPr>
+        <w:rPr>
+          <w:rFonts w:hint="eastAsia"/>
+        </w:rPr>
       </w:pPr>
       <w:r>
         <w:rPr>
@@ -1594,6 +1961,7 @@
     <w:p>
       <w:pPr>
         <w:rPr>
+          <w:rFonts w:hint="eastAsia"/>
           <w:b/>
           <w:bCs/>
           <w:color w:val="EE0000"/>
@@ -1622,45 +1990,52 @@
         </w:rPr>
         <w:t>iscussion</w:t>
       </w:r>
-    </w:p>
-    <w:p>
-      <w:r>
-        <w:rPr>
-          <w:rFonts w:hint="eastAsia"/>
-        </w:rPr>
-        <w:t>不足</w:t>
-      </w:r>
-    </w:p>
-    <w:p>
-      <w:pPr>
-        <w:rPr>
-          <w:rFonts w:hint="eastAsia"/>
-        </w:rPr>
-      </w:pPr>
-      <w:r>
-        <w:rPr>
-          <w:rFonts w:hint="eastAsia"/>
-        </w:rPr>
-        <w:t>未来</w:t>
-      </w:r>
-      <w:r>
-        <w:rPr>
-          <w:rFonts w:hint="eastAsia"/>
-        </w:rPr>
-        <w:t>展望</w:t>
-      </w:r>
-    </w:p>
-    <w:p>
-      <w:pPr>
-        <w:rPr>
+      <w:r>
+        <w:rPr>
+          <w:rFonts w:hint="eastAsia"/>
           <w:b/>
           <w:bCs/>
           <w:color w:val="EE0000"/>
           <w:sz w:val="24"/>
           <w:szCs w:val="24"/>
         </w:rPr>
-      </w:pPr>
-      <w:r>
+        <w:t>-900-1200</w:t>
+      </w:r>
+    </w:p>
+    <w:p>
+      <w:pPr>
+        <w:rPr>
+          <w:rFonts w:hint="eastAsia"/>
+        </w:rPr>
+      </w:pPr>
+      <w:r>
+        <w:rPr>
+          <w:rFonts w:hint="eastAsia"/>
+        </w:rPr>
+        <w:t>不足</w:t>
+      </w:r>
+    </w:p>
+    <w:p>
+      <w:pPr>
+        <w:rPr>
+          <w:rFonts w:hint="eastAsia"/>
+        </w:rPr>
+      </w:pPr>
+      <w:r>
+        <w:rPr>
+          <w:rFonts w:hint="eastAsia"/>
+        </w:rPr>
+        <w:t>未来</w:t>
+      </w:r>
+      <w:r>
+        <w:rPr>
+          <w:rFonts w:hint="eastAsia"/>
+        </w:rPr>
+        <w:t>展望</w:t>
+      </w:r>
+    </w:p>
+    <w:p>
+      <w:pPr>
         <w:rPr>
           <w:rFonts w:hint="eastAsia"/>
           <w:b/>
@@ -1669,20 +2044,18 @@
           <w:sz w:val="24"/>
           <w:szCs w:val="24"/>
         </w:rPr>
-        <w:t>Conclusion</w:t>
-      </w:r>
-    </w:p>
-    <w:p/>
-    <w:p>
-      <w:pPr>
-        <w:rPr>
+      </w:pPr>
+      <w:r>
+        <w:rPr>
+          <w:rFonts w:hint="eastAsia"/>
           <w:b/>
           <w:bCs/>
           <w:color w:val="EE0000"/>
           <w:sz w:val="24"/>
           <w:szCs w:val="24"/>
         </w:rPr>
-      </w:pPr>
+        <w:t>Conclusion</w:t>
+      </w:r>
       <w:r>
         <w:rPr>
           <w:rFonts w:hint="eastAsia"/>
@@ -1692,10 +2065,46 @@
           <w:sz w:val="24"/>
           <w:szCs w:val="24"/>
         </w:rPr>
+        <w:t>-500</w:t>
+      </w:r>
+    </w:p>
+    <w:p>
+      <w:pPr>
+        <w:rPr>
+          <w:rFonts w:hint="eastAsia"/>
+        </w:rPr>
+      </w:pPr>
+    </w:p>
+    <w:p>
+      <w:pPr>
+        <w:rPr>
+          <w:rFonts w:hint="eastAsia"/>
+          <w:b/>
+          <w:bCs/>
+          <w:color w:val="EE0000"/>
+          <w:sz w:val="24"/>
+          <w:szCs w:val="24"/>
+        </w:rPr>
+      </w:pPr>
+      <w:r>
+        <w:rPr>
+          <w:rFonts w:hint="eastAsia"/>
+          <w:b/>
+          <w:bCs/>
+          <w:color w:val="EE0000"/>
+          <w:sz w:val="24"/>
+          <w:szCs w:val="24"/>
+        </w:rPr>
         <w:t>Reference</w:t>
       </w:r>
     </w:p>
-    <w:p/>
+    <w:p>
+      <w:pPr>
+        <w:rPr>
+          <w:rFonts w:hint="eastAsia"/>
+        </w:rPr>
+      </w:pPr>
+    </w:p>
     <w:p>
       <w:pPr>
         <w:rPr>
@@ -1711,6 +2120,64 @@
     </w:sectPr>
   </w:body>
 </w:document>
+</file>
+
+<file path=word/endnotes.xml><?xml version="1.0" encoding="utf-8"?>
+<w:endnotes xmlns:wpc="http://schemas.microsoft.com/office/word/2010/wordprocessingCanvas" xmlns:cx="http://schemas.microsoft.com/office/drawing/2014/chartex" xmlns:cx1="http://schemas.microsoft.com/office/drawing/2015/9/8/chartex" xmlns:cx2="http://schemas.microsoft.com/office/drawing/2015/10/21/chartex" xmlns:cx3="http://schemas.microsoft.com/office/drawing/2016/5/9/chartex" xmlns:cx4="http://schemas.microsoft.com/office/drawing/2016/5/10/chartex" xmlns:cx5="http://schemas.microsoft.com/office/drawing/2016/5/11/chartex" xmlns:cx6="http://schemas.microsoft.com/office/drawing/2016/5/12/chartex" xmlns:cx7="http://schemas.microsoft.com/office/drawing/2016/5/13/chartex" xmlns:cx8="http://schemas.microsoft.com/office/drawing/2016/5/14/chartex" xmlns:mc="http://schemas.openxmlformats.org/markup-compatibility/2006" xmlns:aink="http://schemas.microsoft.com/office/drawing/2016/ink" xmlns:am3d="http://schemas.microsoft.com/office/drawing/2017/model3d" xmlns:o="urn:schemas-microsoft-com:office:office" xmlns:oel="http://schemas.microsoft.com/office/2019/extlst" xmlns:r="http://schemas.openxmlformats.org/officeDocument/2006/relationships" xmlns:m="http://schemas.openxmlformats.org/officeDocument/2006/math" xmlns:v="urn:schemas-microsoft-com:vml" xmlns:wp14="http://schemas.microsoft.com/office/word/2010/wordprocessingDrawing" xmlns:wp="http://schemas.openxmlformats.org/drawingml/2006/wordprocessingDrawing" xmlns:w10="urn:schemas-microsoft-com:office:word" xmlns:w="http://schemas.openxmlformats.org/wordprocessingml/2006/main" xmlns:w14="http://schemas.microsoft.com/office/word/2010/wordml" xmlns:w15="http://schemas.microsoft.com/office/word/2012/wordml" xmlns:w16cex="http://schemas.microsoft.com/office/word/2018/wordml/cex" xmlns:w16cid="http://schemas.microsoft.com/office/word/2016/wordml/cid" xmlns:w16="http://schemas.microsoft.com/office/word/2018/wordml" xmlns:w16du="http://schemas.microsoft.com/office/word/2023/wordml/word16du" xmlns:w16sdtdh="http://schemas.microsoft.com/office/word/2020/wordml/sdtdatahash" xmlns:w16sdtfl="http://schemas.microsoft.com/office/word/2024/wordml/sdtformatlock" xmlns:w16se="http://schemas.microsoft.com/office/word/2015/wordml/symex" xmlns:wpg="http://schemas.microsoft.com/office/word/2010/wordprocessingGroup" xmlns:wpi="http://schemas.microsoft.com/office/word/2010/wordprocessingInk" xmlns:wne="http://schemas.microsoft.com/office/word/2006/wordml" xmlns:wps="http://schemas.microsoft.com/office/word/2010/wordprocessingShape" mc:Ignorable="w14 w15 w16se w16cid w16 w16cex w16sdtdh w16sdtfl w16du wp14">
+  <w:endnote w:type="separator" w:id="-1">
+    <w:p>
+      <w:pPr>
+        <w:rPr>
+          <w:rFonts w:hint="eastAsia"/>
+        </w:rPr>
+      </w:pPr>
+      <w:r>
+        <w:separator/>
+      </w:r>
+    </w:p>
+  </w:endnote>
+  <w:endnote w:type="continuationSeparator" w:id="0">
+    <w:p>
+      <w:pPr>
+        <w:rPr>
+          <w:rFonts w:hint="eastAsia"/>
+        </w:rPr>
+      </w:pPr>
+      <w:r>
+        <w:continuationSeparator/>
+      </w:r>
+    </w:p>
+  </w:endnote>
+</w:endnotes>
+</file>
+
+<file path=word/footnotes.xml><?xml version="1.0" encoding="utf-8"?>
+<w:footnotes xmlns:wpc="http://schemas.microsoft.com/office/word/2010/wordprocessingCanvas" xmlns:cx="http://schemas.microsoft.com/office/drawing/2014/chartex" xmlns:cx1="http://schemas.microsoft.com/office/drawing/2015/9/8/chartex" xmlns:cx2="http://schemas.microsoft.com/office/drawing/2015/10/21/chartex" xmlns:cx3="http://schemas.microsoft.com/office/drawing/2016/5/9/chartex" xmlns:cx4="http://schemas.microsoft.com/office/drawing/2016/5/10/chartex" xmlns:cx5="http://schemas.microsoft.com/office/drawing/2016/5/11/chartex" xmlns:cx6="http://schemas.microsoft.com/office/drawing/2016/5/12/chartex" xmlns:cx7="http://schemas.microsoft.com/office/drawing/2016/5/13/chartex" xmlns:cx8="http://schemas.microsoft.com/office/drawing/2016/5/14/chartex" xmlns:mc="http://schemas.openxmlformats.org/markup-compatibility/2006" xmlns:aink="http://schemas.microsoft.com/office/drawing/2016/ink" xmlns:am3d="http://schemas.microsoft.com/office/drawing/2017/model3d" xmlns:o="urn:schemas-microsoft-com:office:office" xmlns:oel="http://schemas.microsoft.com/office/2019/extlst" xmlns:r="http://schemas.openxmlformats.org/officeDocument/2006/relationships" xmlns:m="http://schemas.openxmlformats.org/officeDocument/2006/math" xmlns:v="urn:schemas-microsoft-com:vml" xmlns:wp14="http://schemas.microsoft.com/office/word/2010/wordprocessingDrawing" xmlns:wp="http://schemas.openxmlformats.org/drawingml/2006/wordprocessingDrawing" xmlns:w10="urn:schemas-microsoft-com:office:word" xmlns:w="http://schemas.openxmlformats.org/wordprocessingml/2006/main" xmlns:w14="http://schemas.microsoft.com/office/word/2010/wordml" xmlns:w15="http://schemas.microsoft.com/office/word/2012/wordml" xmlns:w16cex="http://schemas.microsoft.com/office/word/2018/wordml/cex" xmlns:w16cid="http://schemas.microsoft.com/office/word/2016/wordml/cid" xmlns:w16="http://schemas.microsoft.com/office/word/2018/wordml" xmlns:w16du="http://schemas.microsoft.com/office/word/2023/wordml/word16du" xmlns:w16sdtdh="http://schemas.microsoft.com/office/word/2020/wordml/sdtdatahash" xmlns:w16sdtfl="http://schemas.microsoft.com/office/word/2024/wordml/sdtformatlock" xmlns:w16se="http://schemas.microsoft.com/office/word/2015/wordml/symex" xmlns:wpg="http://schemas.microsoft.com/office/word/2010/wordprocessingGroup" xmlns:wpi="http://schemas.microsoft.com/office/word/2010/wordprocessingInk" xmlns:wne="http://schemas.microsoft.com/office/word/2006/wordml" xmlns:wps="http://schemas.microsoft.com/office/word/2010/wordprocessingShape" mc:Ignorable="w14 w15 w16se w16cid w16 w16cex w16sdtdh w16sdtfl w16du wp14">
+  <w:footnote w:type="separator" w:id="-1">
+    <w:p>
+      <w:pPr>
+        <w:rPr>
+          <w:rFonts w:hint="eastAsia"/>
+        </w:rPr>
+      </w:pPr>
+      <w:r>
+        <w:separator/>
+      </w:r>
+    </w:p>
+  </w:footnote>
+  <w:footnote w:type="continuationSeparator" w:id="0">
+    <w:p>
+      <w:pPr>
+        <w:rPr>
+          <w:rFonts w:hint="eastAsia"/>
+        </w:rPr>
+      </w:pPr>
+      <w:r>
+        <w:continuationSeparator/>
+      </w:r>
+    </w:p>
+  </w:footnote>
+</w:footnotes>
 </file>
 
 <file path=word/numbering.xml><?xml version="1.0" encoding="utf-8"?>
@@ -3332,7 +3799,6 @@
   <w:style w:type="character" w:default="1" w:styleId="a0">
     <w:name w:val="Default Paragraph Font"/>
     <w:uiPriority w:val="1"/>
-    <w:semiHidden/>
     <w:unhideWhenUsed/>
   </w:style>
   <w:style w:type="table" w:default="1" w:styleId="a1">
@@ -3651,6 +4117,68 @@
       <w:spacing w:val="5"/>
     </w:rPr>
   </w:style>
+  <w:style w:type="paragraph" w:styleId="ae">
+    <w:name w:val="header"/>
+    <w:basedOn w:val="a"/>
+    <w:link w:val="af"/>
+    <w:uiPriority w:val="99"/>
+    <w:unhideWhenUsed/>
+    <w:rsid w:val="00CB3CFF"/>
+    <w:pPr>
+      <w:tabs>
+        <w:tab w:val="center" w:pos="4153"/>
+        <w:tab w:val="right" w:pos="8306"/>
+      </w:tabs>
+      <w:snapToGrid w:val="0"/>
+      <w:jc w:val="center"/>
+    </w:pPr>
+    <w:rPr>
+      <w:sz w:val="18"/>
+      <w:szCs w:val="18"/>
+    </w:rPr>
+  </w:style>
+  <w:style w:type="character" w:customStyle="1" w:styleId="af">
+    <w:name w:val="页眉 字符"/>
+    <w:basedOn w:val="a0"/>
+    <w:link w:val="ae"/>
+    <w:uiPriority w:val="99"/>
+    <w:rsid w:val="00CB3CFF"/>
+    <w:rPr>
+      <w:sz w:val="18"/>
+      <w:szCs w:val="18"/>
+    </w:rPr>
+  </w:style>
+  <w:style w:type="paragraph" w:styleId="af0">
+    <w:name w:val="footer"/>
+    <w:basedOn w:val="a"/>
+    <w:link w:val="af1"/>
+    <w:uiPriority w:val="99"/>
+    <w:unhideWhenUsed/>
+    <w:rsid w:val="00CB3CFF"/>
+    <w:pPr>
+      <w:tabs>
+        <w:tab w:val="center" w:pos="4153"/>
+        <w:tab w:val="right" w:pos="8306"/>
+      </w:tabs>
+      <w:snapToGrid w:val="0"/>
+      <w:jc w:val="left"/>
+    </w:pPr>
+    <w:rPr>
+      <w:sz w:val="18"/>
+      <w:szCs w:val="18"/>
+    </w:rPr>
+  </w:style>
+  <w:style w:type="character" w:customStyle="1" w:styleId="af1">
+    <w:name w:val="页脚 字符"/>
+    <w:basedOn w:val="a0"/>
+    <w:link w:val="af0"/>
+    <w:uiPriority w:val="99"/>
+    <w:rsid w:val="00CB3CFF"/>
+    <w:rPr>
+      <w:sz w:val="18"/>
+      <w:szCs w:val="18"/>
+    </w:rPr>
+  </w:style>
 </w:styles>
 </file>
 
